--- a/state-vignettes/rhode_island_highway_report.docx
+++ b/state-vignettes/rhode_island_highway_report.docx
@@ -10,12 +10,12 @@
         <w:rPr>
           <w:color w:val="FF5500"/>
         </w:rPr>
-        <w:t>Rhode Island Ranks 43rd in the Nation in Highway Performance and Cost-Effectiveness</w:t>
+        <w:t>Rhode Island Ranks 38th in the Nation in Highway Performance and Cost-Effectiveness</w:t>
       </w:r>
     </w:p>
     <w:p>
       <w:r>
-        <w:t>Rhode Island’s highway system ranks 43rd in the nation in overall cost-effectiveness and condition.</w:t>
+        <w:t>Rhode Island’s highway system ranks 38th in the nation in overall cost-effectiveness and condition.</w:t>
       </w:r>
     </w:p>
     <w:p>
@@ -25,42 +25,42 @@
     </w:p>
     <w:p>
       <w:r>
-        <w:t>In safety and condition categories, Rhode Island’s highways rank 10th in urban Interstate pavement condition, 6th in rural Interstate pavement condition, 48th in urban arterial pavement condition, 49th in rural arterial pavement condition, 47th in structurally deficient bridges, 20th in urban fatality rate, and 4th in rural fatality rate.</w:t>
+        <w:t>In safety and condition categories, Rhode Island’s highways rank 4th in urban Interstate pavement condition, 1st in rural Interstate pavement condition, 48th in urban arterial pavement condition, 49th in rural arterial pavement condition, 46th in structurally deficient bridges, 4th in urban fatality rate, and 5th in rural fatality rate.</w:t>
       </w:r>
     </w:p>
     <w:p>
       <w:r>
-        <w:t>Rhode Island ranks 37th out of the 50 states in traffic congestion, and its drivers spend 31.55 hours a year stuck in traffic congestion.</w:t>
+        <w:t>Rhode Island ranks 34th out of the 50 states in traffic congestion, and its drivers spend 30.0 hours a year stuck in traffic congestion.</w:t>
       </w:r>
     </w:p>
     <w:p>
       <w:r>
-        <w:t>In spending and cost-effectiveness, Rhode Island ranks 31st in capital and bridge disbursements, which are the costs of building new roads and bridges and widening existing ones. Rhode Island ranks 29th in maintenance spending, such as the costs of repaving roads and filling in potholes. Rhode Island’s administrative disbursements, including office spending that doesn’t make its way to roads, rank 18th nationwide.</w:t>
+        <w:t>In spending and cost-effectiveness, Rhode Island ranks 27th in capital and bridge disbursements, which are the costs of building new roads and bridges and widening existing ones. Rhode Island ranks 16th in maintenance spending, such as the costs of repaving roads and filling in potholes. Rhode Island’s administrative disbursements, including office spending that doesn’t make its way to roads, rank 13th nationwide.</w:t>
       </w:r>
     </w:p>
     <w:p>
       <w:r>
-        <w:t>Compared to last year, Rhode Island has the following notable changes in rankings: Other Fatality Rate worsened by 13 points, from 2 to 15; Rural Fatality Rate improved by 27 points, from 31 to 4; Rural Interstate Pavement Condition worsened by 5.0 points, from 1 to 6; Urban Fatality Rate worsened by 18 points, from 2 to 20; Urban Interstate Pavement Condition worsened by 6 points, from 4 to 10.</w:t>
+        <w:t>Compared to last year, Rhode Island has the following notable changes in rankings: Overall improved by 5 points, from 43 to 38; Maintenance Disbursements improved by 13 points, from 29 to 16; Administrative Disbursements improved by 5 points, from 18 to 13; Other Disbursements improved by 5 points, from 11 to 6; Rural Interstate Pavement Condition improved by 5.0 points, from 6 to 1; Urban Interstate Pavement Condition improved by 6 points, from 10 to 4; Urban Fatality Rate improved by 16 points, from 20 to 4; Other Fatality Rate improved by 11 points, from 15 to 4.</w:t>
       </w:r>
     </w:p>
     <w:p>
       <w:r>
-        <w:t>Compared to neighboring and nearby states, Rhode Island’s overall highway performance is worse than Massachusetts (17th) and Connecticut (7th); better than New York (47th).</w:t>
+        <w:t>Compared to neighboring and nearby states, Rhode Island’s overall highway performance is worse than Massachusetts (23rd) and Connecticut (9th); better than New York (46th).</w:t>
       </w:r>
     </w:p>
     <w:p>
       <w:r>
-        <w:t>Comparing its overall performance to similarly populated states, Rhode Island ranks worse than Montana (22nd) and Delaware (32nd).</w:t>
+        <w:t>Comparing its overall performance to similarly populated states, Rhode Island ranks worse than Montana (25th) and Delaware (31st).</w:t>
       </w:r>
     </w:p>
     <w:p>
       <w:r>
-        <w:t>Rhode Island’s highway system ranks 43rd out of 50 states overall this year, compared to 42nd last year.</w:t>
+        <w:t>Rhode Island’s highway system ranks 38th out of 50 states overall this year, compared to 43rd last year.</w:t>
       </w:r>
     </w:p>
     <w:p>
       <w:r>
-        <w:t>“In terms of improving in the road condition and performance categories, Rhode Island should focus on reducing Rural Other Principal Arterial Pavement Condition and Urban Other Principal Arterial Pavement Condition. Rhode Island’s rank of 49th in Rural Other Principal Arterial Pavement Condition makes it one of the worst in the nation for this safety metric,” said Baruch Feigenbaum, lead author of the 29th Annual Highway Report and senior managing director of transportation policy at Reason Foundation.</w:t>
+        <w:t>“In terms of improving in the road condition and performance categories, Rhode Island should focus on reducing Rural Other Principal Arterial Pavement Condition and Urban Other Principal Arterial Pavement Condition. Rhode Island’s rank of 49th in Rural Other Principal Arterial Pavement Condition makes it one of the worst in the nation for this safety metric,” said Baruch Feigenbaum, lead author of the 30th Annual Highway Report and senior managing director of transportation policy at Reason Foundation.</w:t>
       </w:r>
     </w:p>
     <w:p>
@@ -70,7 +70,7 @@
           <w:color w:val="FF5500"/>
           <w:sz w:val="28"/>
         </w:rPr>
-        <w:t>RHODE ISLAND’S RANKINGS IN THE 29TH ANNUAL HIGHWAY REPORT</w:t>
+        <w:t>RHODE ISLAND’S RANKINGS IN THE 30TH ANNUAL HIGHWAY REPORT</w:t>
       </w:r>
     </w:p>
     <w:tbl>
@@ -148,7 +148,7 @@
               <w:rPr>
                 <w:sz w:val="20"/>
               </w:rPr>
-              <w:t>43</w:t>
+              <w:t>38</w:t>
             </w:r>
           </w:p>
         </w:tc>
@@ -179,7 +179,7 @@
               <w:rPr>
                 <w:sz w:val="20"/>
               </w:rPr>
-              <w:t>31</w:t>
+              <w:t>27</w:t>
             </w:r>
           </w:p>
         </w:tc>
@@ -212,7 +212,7 @@
               <w:rPr>
                 <w:sz w:val="20"/>
               </w:rPr>
-              <w:t>29</w:t>
+              <w:t>16</w:t>
             </w:r>
           </w:p>
         </w:tc>
@@ -243,7 +243,7 @@
               <w:rPr>
                 <w:sz w:val="20"/>
               </w:rPr>
-              <w:t>18</w:t>
+              <w:t>13</w:t>
             </w:r>
           </w:p>
         </w:tc>
@@ -276,7 +276,7 @@
               <w:rPr>
                 <w:sz w:val="20"/>
               </w:rPr>
-              <w:t>11</w:t>
+              <w:t>6</w:t>
             </w:r>
           </w:p>
         </w:tc>
@@ -307,7 +307,7 @@
               <w:rPr>
                 <w:sz w:val="20"/>
               </w:rPr>
-              <w:t>6</w:t>
+              <w:t>1</w:t>
             </w:r>
           </w:p>
         </w:tc>
@@ -371,7 +371,7 @@
               <w:rPr>
                 <w:sz w:val="20"/>
               </w:rPr>
-              <w:t>10</w:t>
+              <w:t>4</w:t>
             </w:r>
           </w:p>
         </w:tc>
@@ -435,7 +435,7 @@
               <w:rPr>
                 <w:sz w:val="20"/>
               </w:rPr>
-              <w:t>37</w:t>
+              <w:t>34</w:t>
             </w:r>
           </w:p>
         </w:tc>
@@ -468,7 +468,7 @@
               <w:rPr>
                 <w:sz w:val="20"/>
               </w:rPr>
-              <w:t>47</w:t>
+              <w:t>46</w:t>
             </w:r>
           </w:p>
         </w:tc>
@@ -499,7 +499,7 @@
               <w:rPr>
                 <w:sz w:val="20"/>
               </w:rPr>
-              <w:t>4</w:t>
+              <w:t>5</w:t>
             </w:r>
           </w:p>
         </w:tc>
@@ -532,7 +532,7 @@
               <w:rPr>
                 <w:sz w:val="20"/>
               </w:rPr>
-              <w:t>20</w:t>
+              <w:t>4</w:t>
             </w:r>
           </w:p>
         </w:tc>
@@ -563,7 +563,7 @@
               <w:rPr>
                 <w:sz w:val="20"/>
               </w:rPr>
-              <w:t>15</w:t>
+              <w:t>4</w:t>
             </w:r>
           </w:p>
         </w:tc>
@@ -572,12 +572,12 @@
     <w:p>
       <w:r>
         <w:br/>
-        <w:t>Reason Foundation’s 29th Annual Highway Report measures the condition and cost- effectiveness of state-controlled highways in 13 categories, including pavement and bridge conditions, traffic fatalities, and spending. In the performance categories, ranking first implies the state has the best or lowest fatality rate and its road pavement is in the best condition. A ranking of 50th in performance categories means the state has the worst fatality rates or pavement conditions. In simplified terms, in the cost-effectiveness categories, a rank of 50 means the state spends more money, and a first-place ranking means the state spends less money than other states in that category.</w:t>
+        <w:t>Reason Foundation’s 30th Annual Highway Report measures the condition and cost-effectiveness of state-controlled highways in 13 categories, including pavement and bridge conditions, traffic fatalities, and spending. In the performance categories, ranking first implies the state has the best or lowest fatality rate and its road pavement is in the best condition. A ranking of 50th in performance categories means the state has the worst fatality rates or pavement conditions. In simplified terms, in the cost-effectiveness categories, a rank of 50 means the state spends more money, and a first-place ranking means the state spends less money than other states in that category.</w:t>
       </w:r>
     </w:p>
     <w:p>
       <w:r>
-        <w:t>The report’s data are primarily information each state directly reported to the Federal Highway Administration for 2023. Better Roads and Bridges provides the deficient bridge data, and INRIX.com provides the traffic congestion data.</w:t>
+        <w:t>The report’s data are primarily information each state directly reported to the Federal Highway Administration for 2024. Better Roads and Bridges provides the deficient bridge data, and INRIX.com provides the traffic congestion data.</w:t>
       </w:r>
     </w:p>
     <w:sectPr>
